--- a/Knowledge/3-Work knowledge/1-Software Engineering/2-Testing/5-My Source/1-ISTQB Foundation Level/5-Test Management/4-Types of Testing Metrics/1-Types of Testing Metrics.docx
+++ b/Knowledge/3-Work knowledge/1-Software Engineering/2-Testing/5-My Source/1-ISTQB Foundation Level/5-Test Management/4-Types of Testing Metrics/1-Types of Testing Metrics.docx
@@ -33,51 +33,77 @@
       </w:pPr>
       <w:r>
         <w:rPr>
-          <w:b/>
-          <w:shd w:val="clear" w:color="auto" w:fill="B7B7B7"/>
-        </w:rPr>
-        <w:t># Source</w:t>
-      </w:r>
-      <w:r>
-        <w:rPr>
-          <w:shd w:val="clear" w:color="auto" w:fill="B7B7B7"/>
-        </w:rPr>
-        <w:t xml:space="preserve">: </w:t>
-      </w:r>
-      <w:r>
-        <w:rPr>
-          <w:b/>
-          <w:shd w:val="clear" w:color="auto" w:fill="B7B7B7"/>
-        </w:rPr>
-        <w:t xml:space="preserve">Chatgpt </w:t>
-      </w:r>
-      <w:r>
-        <w:rPr>
-          <w:b/>
-          <w:sz w:val="14"/>
-          <w:szCs w:val="14"/>
-          <w:shd w:val="clear" w:color="auto" w:fill="B7B7B7"/>
-        </w:rPr>
-        <w:t>(GPT</w:t>
-      </w:r>
-      <w:r>
-        <w:rPr>
-          <w:rFonts w:ascii="Cambria Math" w:hAnsi="Cambria Math" w:cs="Cambria Math"/>
-          <w:b/>
-          <w:sz w:val="14"/>
-          <w:szCs w:val="14"/>
-          <w:shd w:val="clear" w:color="auto" w:fill="B7B7B7"/>
+          <w:rFonts w:ascii="Arial" w:eastAsia="Arial" w:hAnsi="Arial" w:cs="Arial"/>
+          <w:b/>
+          <w:color w:val="000000"/>
+          <w:sz w:val="18"/>
+          <w:highlight w:val="lightGray"/>
+        </w:rPr>
+        <w:t># Source: AI Source: Provided by: [Data Path</w:t>
+      </w:r>
+      <w:r>
+        <w:rPr>
+          <w:rFonts w:ascii="Arial" w:eastAsia="Arial" w:hAnsi="Arial" w:cs="Arial"/>
+          <w:color w:val="000000"/>
+          <w:sz w:val="18"/>
+          <w:highlight w:val="lightGray"/>
+        </w:rPr>
+        <w:t xml:space="preserve">: Persons Table -&gt; ID Column: 1, Name_En Column: Motasem Essam] -&gt; </w:t>
+      </w:r>
+      <w:r>
+        <w:rPr>
+          <w:rFonts w:ascii="Arial" w:eastAsia="Arial" w:hAnsi="Arial" w:cs="Arial"/>
+          <w:b/>
+          <w:color w:val="000000"/>
+          <w:sz w:val="18"/>
+          <w:highlight w:val="lightGray"/>
+        </w:rPr>
+        <w:t>From:</w:t>
+      </w:r>
+      <w:r>
+        <w:rPr>
+          <w:rFonts w:ascii="Arial" w:eastAsia="Arial" w:hAnsi="Arial" w:cs="Arial"/>
+          <w:color w:val="000000"/>
+          <w:sz w:val="18"/>
+          <w:highlight w:val="lightGray"/>
+        </w:rPr>
+        <w:t xml:space="preserve"> [Chatgpt (GPT</w:t>
+      </w:r>
+      <w:r>
+        <w:rPr>
+          <w:rFonts w:ascii="Arial" w:eastAsia="Arial" w:hAnsi="Arial" w:cs="Cambria Math"/>
+          <w:color w:val="000000"/>
+          <w:sz w:val="18"/>
+          <w:highlight w:val="lightGray"/>
         </w:rPr>
         <w:t>‑</w:t>
       </w:r>
       <w:r>
         <w:rPr>
-          <w:b/>
-          <w:sz w:val="14"/>
-          <w:szCs w:val="14"/>
-          <w:shd w:val="clear" w:color="auto" w:fill="B7B7B7"/>
-        </w:rPr>
-        <w:t>5 Mini) at [8/18/2025]</w:t>
+          <w:rFonts w:ascii="Arial" w:eastAsia="Arial" w:hAnsi="Arial" w:cs="Arial"/>
+          <w:color w:val="000000"/>
+          <w:sz w:val="18"/>
+          <w:highlight w:val="lightGray"/>
+        </w:rPr>
+        <w:t xml:space="preserve">5 Mini)] </w:t>
+      </w:r>
+      <w:r>
+        <w:rPr>
+          <w:rFonts w:ascii="Arial" w:eastAsia="Arial" w:hAnsi="Arial" w:cs="Arial"/>
+          <w:b/>
+          <w:color w:val="000000"/>
+          <w:sz w:val="18"/>
+          <w:highlight w:val="lightGray"/>
+        </w:rPr>
+        <w:t>on</w:t>
+      </w:r>
+      <w:r>
+        <w:rPr>
+          <w:rFonts w:ascii="Arial" w:eastAsia="Arial" w:hAnsi="Arial"/>
+          <w:sz w:val="18"/>
+          <w:highlight w:val="lightGray"/>
+        </w:rPr>
+        <w:t xml:space="preserve"> [8/18/2025]</w:t>
       </w:r>
     </w:p>
     <w:p>
@@ -100,7 +126,7 @@
           <w:ilvl w:val="0"/>
           <w:numId w:val="4"/>
         </w:numPr>
-        <w:spacing w:before="240"/>
+        <w:spacing w:before="240" w:after="0" w:line="276" w:lineRule="auto"/>
       </w:pPr>
       <w:r>
         <w:rPr>
@@ -128,6 +154,7 @@
           <w:ilvl w:val="0"/>
           <w:numId w:val="4"/>
         </w:numPr>
+        <w:spacing w:after="0" w:line="276" w:lineRule="auto"/>
       </w:pPr>
       <w:r>
         <w:rPr>
@@ -155,6 +182,7 @@
           <w:ilvl w:val="0"/>
           <w:numId w:val="4"/>
         </w:numPr>
+        <w:spacing w:after="0" w:line="276" w:lineRule="auto"/>
       </w:pPr>
       <w:r>
         <w:rPr>
@@ -182,6 +210,7 @@
           <w:ilvl w:val="0"/>
           <w:numId w:val="4"/>
         </w:numPr>
+        <w:spacing w:after="0" w:line="276" w:lineRule="auto"/>
       </w:pPr>
       <w:r>
         <w:rPr>
@@ -209,7 +238,7 @@
           <w:ilvl w:val="0"/>
           <w:numId w:val="4"/>
         </w:numPr>
-        <w:spacing w:after="240"/>
+        <w:spacing w:after="240" w:line="276" w:lineRule="auto"/>
       </w:pPr>
       <w:r>
         <w:rPr>
@@ -230,7 +259,7 @@
     </w:p>
     <w:p>
       <w:r>
-        <w:pict w14:anchorId="1D977C6F">
+        <w:pict w14:anchorId="46798F89">
           <v:rect id="_x0000_i1025" style="width:0;height:1.5pt" o:hralign="center" o:hrstd="t" o:hr="t" fillcolor="#a0a0a0" stroked="f"/>
         </w:pict>
       </w:r>
@@ -253,51 +282,77 @@
       </w:pPr>
       <w:r>
         <w:rPr>
-          <w:b/>
-          <w:shd w:val="clear" w:color="auto" w:fill="B7B7B7"/>
-        </w:rPr>
-        <w:t># Source</w:t>
-      </w:r>
-      <w:r>
-        <w:rPr>
-          <w:shd w:val="clear" w:color="auto" w:fill="B7B7B7"/>
-        </w:rPr>
-        <w:t xml:space="preserve">: </w:t>
-      </w:r>
-      <w:r>
-        <w:rPr>
-          <w:b/>
-          <w:shd w:val="clear" w:color="auto" w:fill="B7B7B7"/>
-        </w:rPr>
-        <w:t xml:space="preserve">Chatgpt </w:t>
-      </w:r>
-      <w:r>
-        <w:rPr>
-          <w:b/>
-          <w:sz w:val="14"/>
-          <w:szCs w:val="14"/>
-          <w:shd w:val="clear" w:color="auto" w:fill="B7B7B7"/>
-        </w:rPr>
-        <w:t>(GPT</w:t>
-      </w:r>
-      <w:r>
-        <w:rPr>
-          <w:rFonts w:ascii="Cambria Math" w:hAnsi="Cambria Math" w:cs="Cambria Math"/>
-          <w:b/>
-          <w:sz w:val="14"/>
-          <w:szCs w:val="14"/>
-          <w:shd w:val="clear" w:color="auto" w:fill="B7B7B7"/>
+          <w:rFonts w:ascii="Arial" w:eastAsia="Arial" w:hAnsi="Arial" w:cs="Arial"/>
+          <w:b/>
+          <w:color w:val="000000"/>
+          <w:sz w:val="18"/>
+          <w:highlight w:val="lightGray"/>
+        </w:rPr>
+        <w:t># Source: AI Source: Provided by: [Data Path</w:t>
+      </w:r>
+      <w:r>
+        <w:rPr>
+          <w:rFonts w:ascii="Arial" w:eastAsia="Arial" w:hAnsi="Arial" w:cs="Arial"/>
+          <w:color w:val="000000"/>
+          <w:sz w:val="18"/>
+          <w:highlight w:val="lightGray"/>
+        </w:rPr>
+        <w:t xml:space="preserve">: Persons Table -&gt; ID Column: 1, Name_En Column: Motasem Essam] -&gt; </w:t>
+      </w:r>
+      <w:r>
+        <w:rPr>
+          <w:rFonts w:ascii="Arial" w:eastAsia="Arial" w:hAnsi="Arial" w:cs="Arial"/>
+          <w:b/>
+          <w:color w:val="000000"/>
+          <w:sz w:val="18"/>
+          <w:highlight w:val="lightGray"/>
+        </w:rPr>
+        <w:t>From:</w:t>
+      </w:r>
+      <w:r>
+        <w:rPr>
+          <w:rFonts w:ascii="Arial" w:eastAsia="Arial" w:hAnsi="Arial" w:cs="Arial"/>
+          <w:color w:val="000000"/>
+          <w:sz w:val="18"/>
+          <w:highlight w:val="lightGray"/>
+        </w:rPr>
+        <w:t xml:space="preserve"> [Chatgpt (GPT</w:t>
+      </w:r>
+      <w:r>
+        <w:rPr>
+          <w:rFonts w:ascii="Arial" w:eastAsia="Arial" w:hAnsi="Arial" w:cs="Cambria Math"/>
+          <w:color w:val="000000"/>
+          <w:sz w:val="18"/>
+          <w:highlight w:val="lightGray"/>
         </w:rPr>
         <w:t>‑</w:t>
       </w:r>
       <w:r>
         <w:rPr>
-          <w:b/>
-          <w:sz w:val="14"/>
-          <w:szCs w:val="14"/>
-          <w:shd w:val="clear" w:color="auto" w:fill="B7B7B7"/>
-        </w:rPr>
-        <w:t>5 Mini) at [8/18/2025]</w:t>
+          <w:rFonts w:ascii="Arial" w:eastAsia="Arial" w:hAnsi="Arial" w:cs="Arial"/>
+          <w:color w:val="000000"/>
+          <w:sz w:val="18"/>
+          <w:highlight w:val="lightGray"/>
+        </w:rPr>
+        <w:t xml:space="preserve">5 Mini)] </w:t>
+      </w:r>
+      <w:r>
+        <w:rPr>
+          <w:rFonts w:ascii="Arial" w:eastAsia="Arial" w:hAnsi="Arial" w:cs="Arial"/>
+          <w:b/>
+          <w:color w:val="000000"/>
+          <w:sz w:val="18"/>
+          <w:highlight w:val="lightGray"/>
+        </w:rPr>
+        <w:t>on</w:t>
+      </w:r>
+      <w:r>
+        <w:rPr>
+          <w:rFonts w:ascii="Arial" w:eastAsia="Arial" w:hAnsi="Arial"/>
+          <w:sz w:val="18"/>
+          <w:highlight w:val="lightGray"/>
+        </w:rPr>
+        <w:t xml:space="preserve"> [8/18/2025]</w:t>
       </w:r>
     </w:p>
     <w:p>
@@ -320,7 +375,7 @@
           <w:ilvl w:val="0"/>
           <w:numId w:val="1"/>
         </w:numPr>
-        <w:spacing w:before="240"/>
+        <w:spacing w:before="240" w:after="0" w:line="276" w:lineRule="auto"/>
       </w:pPr>
       <w:r>
         <w:rPr>
@@ -348,6 +403,7 @@
           <w:ilvl w:val="0"/>
           <w:numId w:val="1"/>
         </w:numPr>
+        <w:spacing w:after="0" w:line="276" w:lineRule="auto"/>
       </w:pPr>
       <w:r>
         <w:rPr>
@@ -375,6 +431,7 @@
           <w:ilvl w:val="0"/>
           <w:numId w:val="1"/>
         </w:numPr>
+        <w:spacing w:after="0" w:line="276" w:lineRule="auto"/>
       </w:pPr>
       <w:r>
         <w:rPr>
@@ -402,6 +459,7 @@
           <w:ilvl w:val="0"/>
           <w:numId w:val="1"/>
         </w:numPr>
+        <w:spacing w:after="0" w:line="276" w:lineRule="auto"/>
       </w:pPr>
       <w:r>
         <w:rPr>
@@ -429,7 +487,7 @@
           <w:ilvl w:val="0"/>
           <w:numId w:val="1"/>
         </w:numPr>
-        <w:spacing w:after="240"/>
+        <w:spacing w:after="240" w:line="276" w:lineRule="auto"/>
       </w:pPr>
       <w:r>
         <w:rPr>
@@ -453,7 +511,7 @@
     </w:p>
     <w:p>
       <w:r>
-        <w:pict w14:anchorId="578D6D6A">
+        <w:pict w14:anchorId="408453B6">
           <v:rect id="_x0000_i1026" style="width:0;height:1.5pt" o:hralign="center" o:hrstd="t" o:hr="t" fillcolor="#a0a0a0" stroked="f"/>
         </w:pict>
       </w:r>
@@ -467,7 +525,6 @@
       <w:bookmarkStart w:id="3" w:name="_w0yizhm7mnpm" w:colFirst="0" w:colLast="0"/>
       <w:bookmarkEnd w:id="3"/>
       <w:r>
-        <w:lastRenderedPageBreak/>
         <w:t>3. Defect Metrics</w:t>
       </w:r>
     </w:p>
@@ -477,51 +534,77 @@
       </w:pPr>
       <w:r>
         <w:rPr>
-          <w:b/>
-          <w:shd w:val="clear" w:color="auto" w:fill="B7B7B7"/>
-        </w:rPr>
-        <w:t># Source</w:t>
-      </w:r>
-      <w:r>
-        <w:rPr>
-          <w:shd w:val="clear" w:color="auto" w:fill="B7B7B7"/>
-        </w:rPr>
-        <w:t xml:space="preserve">: </w:t>
-      </w:r>
-      <w:r>
-        <w:rPr>
-          <w:b/>
-          <w:shd w:val="clear" w:color="auto" w:fill="B7B7B7"/>
-        </w:rPr>
-        <w:t xml:space="preserve">Chatgpt </w:t>
-      </w:r>
-      <w:r>
-        <w:rPr>
-          <w:b/>
-          <w:sz w:val="14"/>
-          <w:szCs w:val="14"/>
-          <w:shd w:val="clear" w:color="auto" w:fill="B7B7B7"/>
-        </w:rPr>
-        <w:t>(GPT</w:t>
-      </w:r>
-      <w:r>
-        <w:rPr>
-          <w:rFonts w:ascii="Cambria Math" w:hAnsi="Cambria Math" w:cs="Cambria Math"/>
-          <w:b/>
-          <w:sz w:val="14"/>
-          <w:szCs w:val="14"/>
-          <w:shd w:val="clear" w:color="auto" w:fill="B7B7B7"/>
+          <w:rFonts w:ascii="Arial" w:eastAsia="Arial" w:hAnsi="Arial" w:cs="Arial"/>
+          <w:b/>
+          <w:color w:val="000000"/>
+          <w:sz w:val="18"/>
+          <w:highlight w:val="lightGray"/>
+        </w:rPr>
+        <w:t># Source: AI Source: Provided by: [Data Path</w:t>
+      </w:r>
+      <w:r>
+        <w:rPr>
+          <w:rFonts w:ascii="Arial" w:eastAsia="Arial" w:hAnsi="Arial" w:cs="Arial"/>
+          <w:color w:val="000000"/>
+          <w:sz w:val="18"/>
+          <w:highlight w:val="lightGray"/>
+        </w:rPr>
+        <w:t xml:space="preserve">: Persons Table -&gt; ID Column: 1, Name_En Column: Motasem Essam] -&gt; </w:t>
+      </w:r>
+      <w:r>
+        <w:rPr>
+          <w:rFonts w:ascii="Arial" w:eastAsia="Arial" w:hAnsi="Arial" w:cs="Arial"/>
+          <w:b/>
+          <w:color w:val="000000"/>
+          <w:sz w:val="18"/>
+          <w:highlight w:val="lightGray"/>
+        </w:rPr>
+        <w:t>From:</w:t>
+      </w:r>
+      <w:r>
+        <w:rPr>
+          <w:rFonts w:ascii="Arial" w:eastAsia="Arial" w:hAnsi="Arial" w:cs="Arial"/>
+          <w:color w:val="000000"/>
+          <w:sz w:val="18"/>
+          <w:highlight w:val="lightGray"/>
+        </w:rPr>
+        <w:t xml:space="preserve"> [Chatgpt (GPT</w:t>
+      </w:r>
+      <w:r>
+        <w:rPr>
+          <w:rFonts w:ascii="Arial" w:eastAsia="Arial" w:hAnsi="Arial" w:cs="Cambria Math"/>
+          <w:color w:val="000000"/>
+          <w:sz w:val="18"/>
+          <w:highlight w:val="lightGray"/>
         </w:rPr>
         <w:t>‑</w:t>
       </w:r>
       <w:r>
         <w:rPr>
-          <w:b/>
-          <w:sz w:val="14"/>
-          <w:szCs w:val="14"/>
-          <w:shd w:val="clear" w:color="auto" w:fill="B7B7B7"/>
-        </w:rPr>
-        <w:t>5 Mini) at [8/18/2025]</w:t>
+          <w:rFonts w:ascii="Arial" w:eastAsia="Arial" w:hAnsi="Arial" w:cs="Arial"/>
+          <w:color w:val="000000"/>
+          <w:sz w:val="18"/>
+          <w:highlight w:val="lightGray"/>
+        </w:rPr>
+        <w:t xml:space="preserve">5 Mini)] </w:t>
+      </w:r>
+      <w:r>
+        <w:rPr>
+          <w:rFonts w:ascii="Arial" w:eastAsia="Arial" w:hAnsi="Arial" w:cs="Arial"/>
+          <w:b/>
+          <w:color w:val="000000"/>
+          <w:sz w:val="18"/>
+          <w:highlight w:val="lightGray"/>
+        </w:rPr>
+        <w:t>on</w:t>
+      </w:r>
+      <w:r>
+        <w:rPr>
+          <w:rFonts w:ascii="Arial" w:eastAsia="Arial" w:hAnsi="Arial"/>
+          <w:sz w:val="18"/>
+          <w:highlight w:val="lightGray"/>
+        </w:rPr>
+        <w:t xml:space="preserve"> [8/18/2025]</w:t>
       </w:r>
     </w:p>
     <w:p>
@@ -544,7 +627,7 @@
           <w:ilvl w:val="0"/>
           <w:numId w:val="2"/>
         </w:numPr>
-        <w:spacing w:before="240"/>
+        <w:spacing w:before="240" w:after="0" w:line="276" w:lineRule="auto"/>
       </w:pPr>
       <w:r>
         <w:rPr>
@@ -572,6 +655,7 @@
           <w:ilvl w:val="0"/>
           <w:numId w:val="2"/>
         </w:numPr>
+        <w:spacing w:after="0" w:line="276" w:lineRule="auto"/>
       </w:pPr>
       <w:r>
         <w:rPr>
@@ -599,7 +683,7 @@
           <w:ilvl w:val="0"/>
           <w:numId w:val="2"/>
         </w:numPr>
-        <w:spacing w:after="240"/>
+        <w:spacing w:after="240" w:line="276" w:lineRule="auto"/>
       </w:pPr>
       <w:r>
         <w:rPr>
@@ -626,7 +710,7 @@
           <w:noProof/>
         </w:rPr>
         <w:drawing>
-          <wp:inline distT="114300" distB="114300" distL="114300" distR="114300" wp14:anchorId="34484376" wp14:editId="5350CCC0">
+          <wp:inline distT="114300" distB="114300" distL="114300" distR="114300" wp14:anchorId="5E199447" wp14:editId="165A4096">
             <wp:extent cx="4352925" cy="514350"/>
             <wp:effectExtent l="0" t="0" r="0" b="0"/>
             <wp:docPr id="1" name="image1.png"/>
@@ -683,7 +767,7 @@
           <w:ilvl w:val="0"/>
           <w:numId w:val="2"/>
         </w:numPr>
-        <w:spacing w:before="240" w:after="240"/>
+        <w:spacing w:before="240" w:after="240" w:line="276" w:lineRule="auto"/>
       </w:pPr>
       <w:r>
         <w:rPr>
@@ -707,7 +791,7 @@
     </w:p>
     <w:p>
       <w:r>
-        <w:pict w14:anchorId="67AB5319">
+        <w:pict w14:anchorId="2F8C37E6">
           <v:rect id="_x0000_i1027" style="width:0;height:1.5pt" o:hralign="center" o:hrstd="t" o:hr="t" fillcolor="#a0a0a0" stroked="f"/>
         </w:pict>
       </w:r>
@@ -730,51 +814,77 @@
       </w:pPr>
       <w:r>
         <w:rPr>
-          <w:b/>
-          <w:shd w:val="clear" w:color="auto" w:fill="B7B7B7"/>
-        </w:rPr>
-        <w:t># Source</w:t>
-      </w:r>
-      <w:r>
-        <w:rPr>
-          <w:shd w:val="clear" w:color="auto" w:fill="B7B7B7"/>
-        </w:rPr>
-        <w:t xml:space="preserve">: </w:t>
-      </w:r>
-      <w:r>
-        <w:rPr>
-          <w:b/>
-          <w:shd w:val="clear" w:color="auto" w:fill="B7B7B7"/>
-        </w:rPr>
-        <w:t xml:space="preserve">Chatgpt </w:t>
-      </w:r>
-      <w:r>
-        <w:rPr>
-          <w:b/>
-          <w:sz w:val="14"/>
-          <w:szCs w:val="14"/>
-          <w:shd w:val="clear" w:color="auto" w:fill="B7B7B7"/>
-        </w:rPr>
-        <w:t>(GPT</w:t>
-      </w:r>
-      <w:r>
-        <w:rPr>
-          <w:rFonts w:ascii="Cambria Math" w:hAnsi="Cambria Math" w:cs="Cambria Math"/>
-          <w:b/>
-          <w:sz w:val="14"/>
-          <w:szCs w:val="14"/>
-          <w:shd w:val="clear" w:color="auto" w:fill="B7B7B7"/>
+          <w:rFonts w:ascii="Arial" w:eastAsia="Arial" w:hAnsi="Arial" w:cs="Arial"/>
+          <w:b/>
+          <w:color w:val="000000"/>
+          <w:sz w:val="18"/>
+          <w:highlight w:val="lightGray"/>
+        </w:rPr>
+        <w:t># Source: AI Source: Provided by: [Data Path</w:t>
+      </w:r>
+      <w:r>
+        <w:rPr>
+          <w:rFonts w:ascii="Arial" w:eastAsia="Arial" w:hAnsi="Arial" w:cs="Arial"/>
+          <w:color w:val="000000"/>
+          <w:sz w:val="18"/>
+          <w:highlight w:val="lightGray"/>
+        </w:rPr>
+        <w:t xml:space="preserve">: Persons Table -&gt; ID Column: 1, Name_En Column: Motasem Essam] -&gt; </w:t>
+      </w:r>
+      <w:r>
+        <w:rPr>
+          <w:rFonts w:ascii="Arial" w:eastAsia="Arial" w:hAnsi="Arial" w:cs="Arial"/>
+          <w:b/>
+          <w:color w:val="000000"/>
+          <w:sz w:val="18"/>
+          <w:highlight w:val="lightGray"/>
+        </w:rPr>
+        <w:t>From:</w:t>
+      </w:r>
+      <w:r>
+        <w:rPr>
+          <w:rFonts w:ascii="Arial" w:eastAsia="Arial" w:hAnsi="Arial" w:cs="Arial"/>
+          <w:color w:val="000000"/>
+          <w:sz w:val="18"/>
+          <w:highlight w:val="lightGray"/>
+        </w:rPr>
+        <w:t xml:space="preserve"> [Chatgpt (GPT</w:t>
+      </w:r>
+      <w:r>
+        <w:rPr>
+          <w:rFonts w:ascii="Arial" w:eastAsia="Arial" w:hAnsi="Arial" w:cs="Cambria Math"/>
+          <w:color w:val="000000"/>
+          <w:sz w:val="18"/>
+          <w:highlight w:val="lightGray"/>
         </w:rPr>
         <w:t>‑</w:t>
       </w:r>
       <w:r>
         <w:rPr>
-          <w:b/>
-          <w:sz w:val="14"/>
-          <w:szCs w:val="14"/>
-          <w:shd w:val="clear" w:color="auto" w:fill="B7B7B7"/>
-        </w:rPr>
-        <w:t>5 Mini) at [8/18/2025]</w:t>
+          <w:rFonts w:ascii="Arial" w:eastAsia="Arial" w:hAnsi="Arial" w:cs="Arial"/>
+          <w:color w:val="000000"/>
+          <w:sz w:val="18"/>
+          <w:highlight w:val="lightGray"/>
+        </w:rPr>
+        <w:t xml:space="preserve">5 Mini)] </w:t>
+      </w:r>
+      <w:r>
+        <w:rPr>
+          <w:rFonts w:ascii="Arial" w:eastAsia="Arial" w:hAnsi="Arial" w:cs="Arial"/>
+          <w:b/>
+          <w:color w:val="000000"/>
+          <w:sz w:val="18"/>
+          <w:highlight w:val="lightGray"/>
+        </w:rPr>
+        <w:t>on</w:t>
+      </w:r>
+      <w:r>
+        <w:rPr>
+          <w:rFonts w:ascii="Arial" w:eastAsia="Arial" w:hAnsi="Arial"/>
+          <w:sz w:val="18"/>
+          <w:highlight w:val="lightGray"/>
+        </w:rPr>
+        <w:t xml:space="preserve"> [8/18/2025]</w:t>
       </w:r>
     </w:p>
     <w:p>
@@ -797,7 +907,7 @@
           <w:ilvl w:val="0"/>
           <w:numId w:val="3"/>
         </w:numPr>
-        <w:spacing w:before="240"/>
+        <w:spacing w:before="240" w:after="0" w:line="276" w:lineRule="auto"/>
       </w:pPr>
       <w:r>
         <w:rPr>
@@ -825,6 +935,7 @@
           <w:ilvl w:val="0"/>
           <w:numId w:val="3"/>
         </w:numPr>
+        <w:spacing w:after="0" w:line="276" w:lineRule="auto"/>
       </w:pPr>
       <w:r>
         <w:rPr>
@@ -852,7 +963,7 @@
           <w:ilvl w:val="0"/>
           <w:numId w:val="3"/>
         </w:numPr>
-        <w:spacing w:after="240"/>
+        <w:spacing w:after="240" w:line="276" w:lineRule="auto"/>
       </w:pPr>
       <w:r>
         <w:rPr>
@@ -868,12 +979,13 @@
         <w:t xml:space="preserve"> → cost savings from automation vs manual effort.</w:t>
       </w:r>
     </w:p>
+    <w:p/>
     <w:p/>
     <w:sectPr>
       <w:pgSz w:w="12240" w:h="15840"/>
       <w:pgMar w:top="1440" w:right="1440" w:bottom="1440" w:left="1440" w:header="720" w:footer="720" w:gutter="0"/>
-      <w:pgNumType w:start="1"/>
       <w:cols w:space="720"/>
+      <w:docGrid w:linePitch="360"/>
     </w:sectPr>
   </w:body>
 </w:document>
@@ -1748,18 +1860,6 @@
   <w:style w:type="paragraph" w:default="1" w:styleId="Normal">
     <w:name w:val="Normal"/>
     <w:qFormat/>
-    <w:rsid w:val="003855F7"/>
-    <w:pPr>
-      <w:spacing w:after="0" w:line="276" w:lineRule="auto"/>
-    </w:pPr>
-    <w:rPr>
-      <w:rFonts w:ascii="Arial" w:eastAsia="Arial" w:hAnsi="Arial" w:cs="Arial"/>
-      <w:kern w:val="0"/>
-      <w:sz w:val="22"/>
-      <w:szCs w:val="22"/>
-      <w:lang w:val="en"/>
-      <w14:ligatures w14:val="none"/>
-    </w:rPr>
   </w:style>
   <w:style w:type="paragraph" w:styleId="Heading1">
     <w:name w:val="heading 1"/>
@@ -1768,7 +1868,7 @@
     <w:link w:val="Heading1Char"/>
     <w:uiPriority w:val="9"/>
     <w:qFormat/>
-    <w:rsid w:val="00E862C3"/>
+    <w:rsid w:val="0005790F"/>
     <w:pPr>
       <w:keepNext/>
       <w:keepLines/>
@@ -1790,7 +1890,7 @@
     <w:uiPriority w:val="9"/>
     <w:unhideWhenUsed/>
     <w:qFormat/>
-    <w:rsid w:val="00E862C3"/>
+    <w:rsid w:val="0005790F"/>
     <w:pPr>
       <w:keepNext/>
       <w:keepLines/>
@@ -1813,7 +1913,7 @@
     <w:semiHidden/>
     <w:unhideWhenUsed/>
     <w:qFormat/>
-    <w:rsid w:val="00E862C3"/>
+    <w:rsid w:val="0005790F"/>
     <w:pPr>
       <w:keepNext/>
       <w:keepLines/>
@@ -1836,7 +1936,7 @@
     <w:semiHidden/>
     <w:unhideWhenUsed/>
     <w:qFormat/>
-    <w:rsid w:val="00E862C3"/>
+    <w:rsid w:val="0005790F"/>
     <w:pPr>
       <w:keepNext/>
       <w:keepLines/>
@@ -1859,7 +1959,7 @@
     <w:semiHidden/>
     <w:unhideWhenUsed/>
     <w:qFormat/>
-    <w:rsid w:val="00E862C3"/>
+    <w:rsid w:val="0005790F"/>
     <w:pPr>
       <w:keepNext/>
       <w:keepLines/>
@@ -1880,11 +1980,11 @@
     <w:semiHidden/>
     <w:unhideWhenUsed/>
     <w:qFormat/>
-    <w:rsid w:val="00E862C3"/>
+    <w:rsid w:val="0005790F"/>
     <w:pPr>
       <w:keepNext/>
       <w:keepLines/>
-      <w:spacing w:before="40"/>
+      <w:spacing w:before="40" w:after="0"/>
       <w:outlineLvl w:val="5"/>
     </w:pPr>
     <w:rPr>
@@ -1903,11 +2003,11 @@
     <w:semiHidden/>
     <w:unhideWhenUsed/>
     <w:qFormat/>
-    <w:rsid w:val="00E862C3"/>
+    <w:rsid w:val="0005790F"/>
     <w:pPr>
       <w:keepNext/>
       <w:keepLines/>
-      <w:spacing w:before="40"/>
+      <w:spacing w:before="40" w:after="0"/>
       <w:outlineLvl w:val="6"/>
     </w:pPr>
     <w:rPr>
@@ -1924,10 +2024,11 @@
     <w:semiHidden/>
     <w:unhideWhenUsed/>
     <w:qFormat/>
-    <w:rsid w:val="00E862C3"/>
+    <w:rsid w:val="0005790F"/>
     <w:pPr>
       <w:keepNext/>
       <w:keepLines/>
+      <w:spacing w:after="0"/>
       <w:outlineLvl w:val="7"/>
     </w:pPr>
     <w:rPr>
@@ -1946,10 +2047,11 @@
     <w:semiHidden/>
     <w:unhideWhenUsed/>
     <w:qFormat/>
-    <w:rsid w:val="00E862C3"/>
+    <w:rsid w:val="0005790F"/>
     <w:pPr>
       <w:keepNext/>
       <w:keepLines/>
+      <w:spacing w:after="0"/>
       <w:outlineLvl w:val="8"/>
     </w:pPr>
     <w:rPr>
@@ -1989,7 +2091,7 @@
     <w:basedOn w:val="DefaultParagraphFont"/>
     <w:link w:val="Heading1"/>
     <w:uiPriority w:val="9"/>
-    <w:rsid w:val="00E862C3"/>
+    <w:rsid w:val="0005790F"/>
     <w:rPr>
       <w:rFonts w:asciiTheme="majorHAnsi" w:eastAsiaTheme="majorEastAsia" w:hAnsiTheme="majorHAnsi" w:cstheme="majorBidi"/>
       <w:color w:val="2F5496" w:themeColor="accent1" w:themeShade="BF"/>
@@ -2002,7 +2104,7 @@
     <w:basedOn w:val="DefaultParagraphFont"/>
     <w:link w:val="Heading2"/>
     <w:uiPriority w:val="9"/>
-    <w:rsid w:val="00E862C3"/>
+    <w:rsid w:val="0005790F"/>
     <w:rPr>
       <w:rFonts w:asciiTheme="majorHAnsi" w:eastAsiaTheme="majorEastAsia" w:hAnsiTheme="majorHAnsi" w:cstheme="majorBidi"/>
       <w:color w:val="2F5496" w:themeColor="accent1" w:themeShade="BF"/>
@@ -2016,7 +2118,7 @@
     <w:link w:val="Heading3"/>
     <w:uiPriority w:val="9"/>
     <w:semiHidden/>
-    <w:rsid w:val="00E862C3"/>
+    <w:rsid w:val="0005790F"/>
     <w:rPr>
       <w:rFonts w:eastAsiaTheme="majorEastAsia" w:cstheme="majorBidi"/>
       <w:color w:val="2F5496" w:themeColor="accent1" w:themeShade="BF"/>
@@ -2030,7 +2132,7 @@
     <w:link w:val="Heading4"/>
     <w:uiPriority w:val="9"/>
     <w:semiHidden/>
-    <w:rsid w:val="00E862C3"/>
+    <w:rsid w:val="0005790F"/>
     <w:rPr>
       <w:rFonts w:eastAsiaTheme="majorEastAsia" w:cstheme="majorBidi"/>
       <w:i/>
@@ -2044,7 +2146,7 @@
     <w:link w:val="Heading5"/>
     <w:uiPriority w:val="9"/>
     <w:semiHidden/>
-    <w:rsid w:val="00E862C3"/>
+    <w:rsid w:val="0005790F"/>
     <w:rPr>
       <w:rFonts w:eastAsiaTheme="majorEastAsia" w:cstheme="majorBidi"/>
       <w:color w:val="2F5496" w:themeColor="accent1" w:themeShade="BF"/>
@@ -2056,7 +2158,7 @@
     <w:link w:val="Heading6"/>
     <w:uiPriority w:val="9"/>
     <w:semiHidden/>
-    <w:rsid w:val="00E862C3"/>
+    <w:rsid w:val="0005790F"/>
     <w:rPr>
       <w:rFonts w:eastAsiaTheme="majorEastAsia" w:cstheme="majorBidi"/>
       <w:i/>
@@ -2070,7 +2172,7 @@
     <w:link w:val="Heading7"/>
     <w:uiPriority w:val="9"/>
     <w:semiHidden/>
-    <w:rsid w:val="00E862C3"/>
+    <w:rsid w:val="0005790F"/>
     <w:rPr>
       <w:rFonts w:eastAsiaTheme="majorEastAsia" w:cstheme="majorBidi"/>
       <w:color w:val="595959" w:themeColor="text1" w:themeTint="A6"/>
@@ -2082,7 +2184,7 @@
     <w:link w:val="Heading8"/>
     <w:uiPriority w:val="9"/>
     <w:semiHidden/>
-    <w:rsid w:val="00E862C3"/>
+    <w:rsid w:val="0005790F"/>
     <w:rPr>
       <w:rFonts w:eastAsiaTheme="majorEastAsia" w:cstheme="majorBidi"/>
       <w:i/>
@@ -2096,7 +2198,7 @@
     <w:link w:val="Heading9"/>
     <w:uiPriority w:val="9"/>
     <w:semiHidden/>
-    <w:rsid w:val="00E862C3"/>
+    <w:rsid w:val="0005790F"/>
     <w:rPr>
       <w:rFonts w:eastAsiaTheme="majorEastAsia" w:cstheme="majorBidi"/>
       <w:color w:val="272727" w:themeColor="text1" w:themeTint="D8"/>
@@ -2109,7 +2211,7 @@
     <w:link w:val="TitleChar"/>
     <w:uiPriority w:val="10"/>
     <w:qFormat/>
-    <w:rsid w:val="00E862C3"/>
+    <w:rsid w:val="0005790F"/>
     <w:pPr>
       <w:spacing w:after="80" w:line="240" w:lineRule="auto"/>
       <w:contextualSpacing/>
@@ -2127,7 +2229,7 @@
     <w:basedOn w:val="DefaultParagraphFont"/>
     <w:link w:val="Title"/>
     <w:uiPriority w:val="10"/>
-    <w:rsid w:val="00E862C3"/>
+    <w:rsid w:val="0005790F"/>
     <w:rPr>
       <w:rFonts w:asciiTheme="majorHAnsi" w:eastAsiaTheme="majorEastAsia" w:hAnsiTheme="majorHAnsi" w:cstheme="majorBidi"/>
       <w:spacing w:val="-10"/>
@@ -2143,7 +2245,7 @@
     <w:link w:val="SubtitleChar"/>
     <w:uiPriority w:val="11"/>
     <w:qFormat/>
-    <w:rsid w:val="00E862C3"/>
+    <w:rsid w:val="0005790F"/>
     <w:pPr>
       <w:numPr>
         <w:ilvl w:val="1"/>
@@ -2162,7 +2264,7 @@
     <w:basedOn w:val="DefaultParagraphFont"/>
     <w:link w:val="Subtitle"/>
     <w:uiPriority w:val="11"/>
-    <w:rsid w:val="00E862C3"/>
+    <w:rsid w:val="0005790F"/>
     <w:rPr>
       <w:rFonts w:eastAsiaTheme="majorEastAsia" w:cstheme="majorBidi"/>
       <w:color w:val="595959" w:themeColor="text1" w:themeTint="A6"/>
@@ -2178,7 +2280,7 @@
     <w:link w:val="QuoteChar"/>
     <w:uiPriority w:val="29"/>
     <w:qFormat/>
-    <w:rsid w:val="00E862C3"/>
+    <w:rsid w:val="0005790F"/>
     <w:pPr>
       <w:spacing w:before="160"/>
       <w:jc w:val="center"/>
@@ -2194,7 +2296,7 @@
     <w:basedOn w:val="DefaultParagraphFont"/>
     <w:link w:val="Quote"/>
     <w:uiPriority w:val="29"/>
-    <w:rsid w:val="00E862C3"/>
+    <w:rsid w:val="0005790F"/>
     <w:rPr>
       <w:i/>
       <w:iCs/>
@@ -2206,7 +2308,7 @@
     <w:basedOn w:val="Normal"/>
     <w:uiPriority w:val="34"/>
     <w:qFormat/>
-    <w:rsid w:val="00E862C3"/>
+    <w:rsid w:val="0005790F"/>
     <w:pPr>
       <w:ind w:left="720"/>
       <w:contextualSpacing/>
@@ -2217,7 +2319,7 @@
     <w:basedOn w:val="DefaultParagraphFont"/>
     <w:uiPriority w:val="21"/>
     <w:qFormat/>
-    <w:rsid w:val="00E862C3"/>
+    <w:rsid w:val="0005790F"/>
     <w:rPr>
       <w:i/>
       <w:iCs/>
@@ -2231,7 +2333,7 @@
     <w:link w:val="IntenseQuoteChar"/>
     <w:uiPriority w:val="30"/>
     <w:qFormat/>
-    <w:rsid w:val="00E862C3"/>
+    <w:rsid w:val="0005790F"/>
     <w:pPr>
       <w:pBdr>
         <w:top w:val="single" w:sz="4" w:space="10" w:color="2F5496" w:themeColor="accent1" w:themeShade="BF"/>
@@ -2252,7 +2354,7 @@
     <w:basedOn w:val="DefaultParagraphFont"/>
     <w:link w:val="IntenseQuote"/>
     <w:uiPriority w:val="30"/>
-    <w:rsid w:val="00E862C3"/>
+    <w:rsid w:val="0005790F"/>
     <w:rPr>
       <w:i/>
       <w:iCs/>
@@ -2264,7 +2366,7 @@
     <w:basedOn w:val="DefaultParagraphFont"/>
     <w:uiPriority w:val="32"/>
     <w:qFormat/>
-    <w:rsid w:val="00E862C3"/>
+    <w:rsid w:val="0005790F"/>
     <w:rPr>
       <w:b/>
       <w:bCs/>
